--- a/2-Semester/OOP/OOP-Assignment-02.docx
+++ b/2-Semester/OOP/OOP-Assignment-02.docx
@@ -5,7 +5,7 @@
     <w:p>
       <w:pPr>
         <w:rPr>
-          <w:rFonts w:ascii="Bell MT" w:hAnsi="Bell MT"/>
+          <w:rFonts w:ascii="Arial" w:hAnsi="Arial" w:cs="Arial"/>
           <w:b/>
           <w:sz w:val="52"/>
           <w:szCs w:val="72"/>
@@ -14,7 +14,7 @@
       </w:pPr>
       <w:r>
         <w:rPr>
-          <w:rFonts w:ascii="Bell MT" w:hAnsi="Bell MT"/>
+          <w:rFonts w:ascii="Arial" w:hAnsi="Arial" w:cs="Arial"/>
           <w:b/>
           <w:noProof/>
           <w:sz w:val="72"/>
@@ -88,7 +88,7 @@
     <w:p>
       <w:pPr>
         <w:rPr>
-          <w:rFonts w:ascii="Bell MT" w:hAnsi="Bell MT"/>
+          <w:rFonts w:ascii="Arial" w:hAnsi="Arial" w:cs="Arial"/>
           <w:b/>
           <w:sz w:val="52"/>
           <w:szCs w:val="72"/>
@@ -99,7 +99,7 @@
     <w:p>
       <w:pPr>
         <w:rPr>
-          <w:rFonts w:ascii="Bell MT" w:hAnsi="Bell MT"/>
+          <w:rFonts w:ascii="Arial" w:hAnsi="Arial" w:cs="Arial"/>
           <w:b/>
           <w:sz w:val="52"/>
           <w:szCs w:val="72"/>
@@ -110,7 +110,7 @@
     <w:p>
       <w:pPr>
         <w:rPr>
-          <w:rFonts w:ascii="Bell MT" w:hAnsi="Bell MT"/>
+          <w:rFonts w:ascii="Arial" w:hAnsi="Arial" w:cs="Arial"/>
           <w:b/>
           <w:sz w:val="52"/>
           <w:szCs w:val="72"/>
@@ -121,7 +121,7 @@
     <w:p>
       <w:pPr>
         <w:rPr>
-          <w:rFonts w:ascii="Bell MT" w:hAnsi="Bell MT"/>
+          <w:rFonts w:ascii="Arial" w:hAnsi="Arial" w:cs="Arial"/>
           <w:b/>
           <w:sz w:val="52"/>
           <w:szCs w:val="72"/>
@@ -132,7 +132,7 @@
     <w:p>
       <w:pPr>
         <w:rPr>
-          <w:rFonts w:ascii="Bell MT" w:hAnsi="Bell MT"/>
+          <w:rFonts w:ascii="Arial" w:hAnsi="Arial" w:cs="Arial"/>
           <w:b/>
           <w:sz w:val="52"/>
           <w:szCs w:val="72"/>
@@ -143,7 +143,7 @@
     <w:p>
       <w:pPr>
         <w:rPr>
-          <w:rFonts w:ascii="Bell MT" w:hAnsi="Bell MT"/>
+          <w:rFonts w:ascii="Arial" w:hAnsi="Arial" w:cs="Arial"/>
           <w:b/>
           <w:sz w:val="52"/>
           <w:szCs w:val="72"/>
@@ -154,7 +154,7 @@
     <w:p>
       <w:pPr>
         <w:rPr>
-          <w:rFonts w:ascii="Bell MT" w:hAnsi="Bell MT"/>
+          <w:rFonts w:ascii="Arial" w:hAnsi="Arial" w:cs="Arial"/>
           <w:b/>
           <w:sz w:val="52"/>
           <w:szCs w:val="72"/>
@@ -165,7 +165,7 @@
     <w:p>
       <w:pPr>
         <w:rPr>
-          <w:rFonts w:ascii="Bell MT" w:hAnsi="Bell MT"/>
+          <w:rFonts w:ascii="Arial" w:hAnsi="Arial" w:cs="Arial"/>
           <w:b/>
           <w:sz w:val="52"/>
           <w:szCs w:val="72"/>
@@ -176,7 +176,7 @@
     <w:p>
       <w:pPr>
         <w:rPr>
-          <w:rFonts w:ascii="Bell MT" w:hAnsi="Bell MT"/>
+          <w:rFonts w:ascii="Arial" w:hAnsi="Arial" w:cs="Arial"/>
           <w:b/>
           <w:sz w:val="52"/>
           <w:szCs w:val="72"/>
@@ -187,7 +187,7 @@
     <w:p>
       <w:pPr>
         <w:rPr>
-          <w:rFonts w:ascii="Bell MT" w:hAnsi="Bell MT"/>
+          <w:rFonts w:ascii="Arial" w:hAnsi="Arial" w:cs="Arial"/>
           <w:b/>
           <w:sz w:val="52"/>
           <w:szCs w:val="72"/>
@@ -198,7 +198,7 @@
     <w:p>
       <w:pPr>
         <w:rPr>
-          <w:rFonts w:ascii="Bell MT" w:hAnsi="Bell MT"/>
+          <w:rFonts w:ascii="Arial" w:hAnsi="Arial" w:cs="Arial"/>
           <w:b/>
           <w:sz w:val="52"/>
           <w:szCs w:val="72"/>
@@ -207,7 +207,7 @@
       </w:pPr>
       <w:r>
         <w:rPr>
-          <w:rFonts w:ascii="Bell MT" w:hAnsi="Bell MT"/>
+          <w:rFonts w:ascii="Arial" w:hAnsi="Arial" w:cs="Arial"/>
           <w:b/>
           <w:sz w:val="52"/>
           <w:szCs w:val="72"/>
@@ -219,7 +219,7 @@
     <w:p>
       <w:pPr>
         <w:rPr>
-          <w:rFonts w:ascii="Bell MT" w:hAnsi="Bell MT"/>
+          <w:rFonts w:ascii="Arial" w:hAnsi="Arial" w:cs="Arial"/>
           <w:b/>
           <w:sz w:val="52"/>
           <w:szCs w:val="72"/>
@@ -228,7 +228,7 @@
       </w:pPr>
       <w:r>
         <w:rPr>
-          <w:rFonts w:ascii="Bell MT" w:hAnsi="Bell MT"/>
+          <w:rFonts w:ascii="Arial" w:hAnsi="Arial" w:cs="Arial"/>
           <w:b/>
           <w:sz w:val="52"/>
           <w:szCs w:val="72"/>
@@ -238,7 +238,7 @@
       </w:r>
       <w:r>
         <w:rPr>
-          <w:rFonts w:ascii="Bell MT" w:hAnsi="Bell MT"/>
+          <w:rFonts w:ascii="Arial" w:hAnsi="Arial" w:cs="Arial"/>
           <w:b/>
           <w:sz w:val="52"/>
           <w:szCs w:val="72"/>
@@ -250,7 +250,7 @@
     <w:p>
       <w:pPr>
         <w:rPr>
-          <w:rFonts w:ascii="Bell MT" w:hAnsi="Bell MT"/>
+          <w:rFonts w:ascii="Arial" w:hAnsi="Arial" w:cs="Arial"/>
           <w:b/>
           <w:sz w:val="52"/>
           <w:szCs w:val="72"/>
@@ -260,7 +260,7 @@
       <w:proofErr w:type="spellStart"/>
       <w:r>
         <w:rPr>
-          <w:rFonts w:ascii="Bell MT" w:hAnsi="Bell MT"/>
+          <w:rFonts w:ascii="Arial" w:hAnsi="Arial" w:cs="Arial"/>
           <w:b/>
           <w:sz w:val="52"/>
           <w:szCs w:val="72"/>
@@ -271,7 +271,7 @@
       <w:proofErr w:type="spellEnd"/>
       <w:r>
         <w:rPr>
-          <w:rFonts w:ascii="Bell MT" w:hAnsi="Bell MT"/>
+          <w:rFonts w:ascii="Arial" w:hAnsi="Arial" w:cs="Arial"/>
           <w:b/>
           <w:sz w:val="52"/>
           <w:szCs w:val="72"/>
@@ -281,7 +281,7 @@
       </w:r>
       <w:r>
         <w:rPr>
-          <w:rFonts w:ascii="Bell MT" w:hAnsi="Bell MT"/>
+          <w:rFonts w:ascii="Arial" w:hAnsi="Arial" w:cs="Arial"/>
           <w:b/>
           <w:sz w:val="52"/>
           <w:szCs w:val="72"/>
@@ -291,7 +291,7 @@
       </w:r>
       <w:r>
         <w:rPr>
-          <w:rFonts w:ascii="Bell MT" w:hAnsi="Bell MT"/>
+          <w:rFonts w:ascii="Arial" w:hAnsi="Arial" w:cs="Arial"/>
           <w:b/>
           <w:sz w:val="52"/>
           <w:szCs w:val="72"/>
@@ -303,7 +303,7 @@
     <w:p>
       <w:pPr>
         <w:rPr>
-          <w:rFonts w:ascii="Bell MT" w:hAnsi="Bell MT"/>
+          <w:rFonts w:ascii="Arial" w:hAnsi="Arial" w:cs="Arial"/>
           <w:b/>
           <w:sz w:val="52"/>
           <w:szCs w:val="72"/>
@@ -312,7 +312,7 @@
       </w:pPr>
       <w:r>
         <w:rPr>
-          <w:rFonts w:ascii="Bell MT" w:hAnsi="Bell MT"/>
+          <w:rFonts w:ascii="Arial" w:hAnsi="Arial" w:cs="Arial"/>
           <w:b/>
           <w:sz w:val="52"/>
           <w:szCs w:val="72"/>
@@ -322,7 +322,7 @@
       </w:r>
       <w:r>
         <w:rPr>
-          <w:rFonts w:ascii="Bell MT" w:hAnsi="Bell MT"/>
+          <w:rFonts w:ascii="Arial" w:hAnsi="Arial" w:cs="Arial"/>
           <w:b/>
           <w:sz w:val="52"/>
           <w:szCs w:val="72"/>
@@ -334,7 +334,7 @@
     <w:p>
       <w:pPr>
         <w:rPr>
-          <w:rFonts w:ascii="Bell MT" w:hAnsi="Bell MT"/>
+          <w:rFonts w:ascii="Arial" w:hAnsi="Arial" w:cs="Arial"/>
           <w:b/>
           <w:sz w:val="52"/>
           <w:szCs w:val="72"/>
@@ -343,7 +343,7 @@
       </w:pPr>
       <w:r>
         <w:rPr>
-          <w:rFonts w:ascii="Bell MT" w:hAnsi="Bell MT"/>
+          <w:rFonts w:ascii="Arial" w:hAnsi="Arial" w:cs="Arial"/>
           <w:b/>
           <w:sz w:val="52"/>
           <w:szCs w:val="72"/>
@@ -353,7 +353,7 @@
       </w:r>
       <w:r>
         <w:rPr>
-          <w:rFonts w:ascii="Bell MT" w:hAnsi="Bell MT"/>
+          <w:rFonts w:ascii="Arial" w:hAnsi="Arial" w:cs="Arial"/>
           <w:b/>
           <w:sz w:val="52"/>
           <w:szCs w:val="72"/>
@@ -363,7 +363,7 @@
       </w:r>
       <w:r>
         <w:rPr>
-          <w:rFonts w:ascii="Bell MT" w:hAnsi="Bell MT"/>
+          <w:rFonts w:ascii="Arial" w:hAnsi="Arial" w:cs="Arial"/>
           <w:b/>
           <w:sz w:val="52"/>
           <w:szCs w:val="72"/>
@@ -374,7 +374,7 @@
       <w:proofErr w:type="spellStart"/>
       <w:r>
         <w:rPr>
-          <w:rFonts w:ascii="Bell MT" w:hAnsi="Bell MT"/>
+          <w:rFonts w:ascii="Arial" w:hAnsi="Arial" w:cs="Arial"/>
           <w:b/>
           <w:sz w:val="52"/>
           <w:szCs w:val="72"/>
@@ -385,7 +385,7 @@
       <w:proofErr w:type="spellEnd"/>
       <w:r>
         <w:rPr>
-          <w:rFonts w:ascii="Bell MT" w:hAnsi="Bell MT"/>
+          <w:rFonts w:ascii="Arial" w:hAnsi="Arial" w:cs="Arial"/>
           <w:b/>
           <w:sz w:val="52"/>
           <w:szCs w:val="72"/>
@@ -396,7 +396,7 @@
       <w:proofErr w:type="spellStart"/>
       <w:r>
         <w:rPr>
-          <w:rFonts w:ascii="Bell MT" w:hAnsi="Bell MT"/>
+          <w:rFonts w:ascii="Arial" w:hAnsi="Arial" w:cs="Arial"/>
           <w:b/>
           <w:sz w:val="52"/>
           <w:szCs w:val="72"/>
@@ -409,7 +409,7 @@
     <w:p>
       <w:pPr>
         <w:rPr>
-          <w:rFonts w:ascii="Bell MT" w:hAnsi="Bell MT"/>
+          <w:rFonts w:ascii="Arial" w:hAnsi="Arial" w:cs="Arial"/>
           <w:b/>
           <w:sz w:val="72"/>
           <w:szCs w:val="72"/>
@@ -418,7 +418,7 @@
       </w:pPr>
       <w:r>
         <w:rPr>
-          <w:rFonts w:ascii="Bell MT" w:hAnsi="Bell MT"/>
+          <w:rFonts w:ascii="Arial" w:hAnsi="Arial" w:cs="Arial"/>
           <w:b/>
           <w:sz w:val="72"/>
           <w:szCs w:val="72"/>
@@ -428,7 +428,7 @@
       </w:r>
       <w:r>
         <w:rPr>
-          <w:rFonts w:ascii="Bell MT" w:hAnsi="Bell MT"/>
+          <w:rFonts w:ascii="Arial" w:hAnsi="Arial" w:cs="Arial"/>
           <w:b/>
           <w:noProof/>
           <w:sz w:val="72"/>
@@ -501,7 +501,7 @@
       </w:r>
       <w:r>
         <w:rPr>
-          <w:rFonts w:ascii="Bell MT" w:hAnsi="Bell MT"/>
+          <w:rFonts w:ascii="Arial" w:hAnsi="Arial" w:cs="Arial"/>
           <w:b/>
           <w:sz w:val="72"/>
           <w:szCs w:val="72"/>
@@ -512,7 +512,7 @@
       <w:proofErr w:type="spellStart"/>
       <w:r>
         <w:rPr>
-          <w:rFonts w:ascii="Bell MT" w:hAnsi="Bell MT"/>
+          <w:rFonts w:ascii="Arial" w:hAnsi="Arial" w:cs="Arial"/>
           <w:b/>
           <w:sz w:val="72"/>
           <w:szCs w:val="72"/>
@@ -523,7 +523,7 @@
       <w:proofErr w:type="spellEnd"/>
       <w:r>
         <w:rPr>
-          <w:rFonts w:ascii="Bell MT" w:hAnsi="Bell MT"/>
+          <w:rFonts w:ascii="Arial" w:hAnsi="Arial" w:cs="Arial"/>
           <w:b/>
           <w:sz w:val="72"/>
           <w:szCs w:val="72"/>
@@ -532,7 +532,13 @@
         <w:t xml:space="preserve"> Islam University</w:t>
       </w:r>
     </w:p>
-    <w:p/>
+    <w:p>
+      <w:pPr>
+        <w:rPr>
+          <w:rFonts w:ascii="Arial" w:hAnsi="Arial" w:cs="Arial"/>
+        </w:rPr>
+      </w:pPr>
+    </w:p>
     <w:p>
       <w:pPr>
         <w:rPr>
@@ -954,6 +960,9 @@
         <w:pStyle w:val="Heading3"/>
         <w:shd w:val="clear" w:color="auto" w:fill="FFFFFF"/>
         <w:spacing w:before="420" w:after="120" w:line="360" w:lineRule="atLeast"/>
+        <w:rPr>
+          <w:rFonts w:ascii="Arial" w:hAnsi="Arial" w:cs="Arial"/>
+        </w:rPr>
       </w:pPr>
       <w:r>
         <w:rPr>
@@ -1037,7 +1046,13 @@
         <w:t>. If the logic changes, you only update that specific module.</w:t>
       </w:r>
     </w:p>
-    <w:p/>
+    <w:p>
+      <w:pPr>
+        <w:rPr>
+          <w:rFonts w:ascii="Arial" w:hAnsi="Arial" w:cs="Arial"/>
+        </w:rPr>
+      </w:pPr>
+    </w:p>
     <w:p>
       <w:pPr>
         <w:pStyle w:val="NormalWeb"/>
@@ -1215,8 +1230,6 @@
         </w:rPr>
         <w:t>We separate the "Data" from the "Action":</w:t>
       </w:r>
-      <w:bookmarkStart w:id="0" w:name="_GoBack"/>
-      <w:bookmarkEnd w:id="0"/>
     </w:p>
     <w:p>
       <w:pPr>
@@ -1237,7 +1250,7 @@
       <w:r>
         <w:rPr>
           <w:rStyle w:val="HTMLCode"/>
-          <w:rFonts w:eastAsiaTheme="majorEastAsia"/>
+          <w:rFonts w:ascii="Arial" w:eastAsiaTheme="majorEastAsia" w:hAnsi="Arial" w:cs="Arial"/>
           <w:color w:val="444746"/>
           <w:sz w:val="22"/>
           <w:szCs w:val="21"/>
@@ -1274,7 +1287,7 @@
       <w:r>
         <w:rPr>
           <w:rStyle w:val="HTMLCode"/>
-          <w:rFonts w:eastAsiaTheme="majorEastAsia"/>
+          <w:rFonts w:ascii="Arial" w:eastAsiaTheme="majorEastAsia" w:hAnsi="Arial" w:cs="Arial"/>
           <w:color w:val="444746"/>
           <w:sz w:val="22"/>
           <w:szCs w:val="21"/>
@@ -1320,7 +1333,7 @@
         <w:shd w:val="clear" w:color="auto" w:fill="F0F4F9"/>
         <w:rPr>
           <w:rStyle w:val="HTMLCode"/>
-          <w:rFonts w:eastAsiaTheme="majorEastAsia"/>
+          <w:rFonts w:ascii="Arial" w:eastAsiaTheme="majorEastAsia" w:hAnsi="Arial" w:cs="Arial"/>
           <w:color w:val="444746"/>
           <w:sz w:val="22"/>
         </w:rPr>
@@ -1329,6 +1342,7 @@
       <w:r>
         <w:rPr>
           <w:rStyle w:val="hljs-keyword"/>
+          <w:rFonts w:ascii="Arial" w:hAnsi="Arial" w:cs="Arial"/>
           <w:color w:val="8430CE"/>
           <w:sz w:val="22"/>
         </w:rPr>
@@ -1338,6 +1352,7 @@
       <w:r>
         <w:rPr>
           <w:rStyle w:val="hljs-class"/>
+          <w:rFonts w:ascii="Arial" w:hAnsi="Arial" w:cs="Arial"/>
           <w:color w:val="996900"/>
           <w:sz w:val="22"/>
         </w:rPr>
@@ -1346,6 +1361,7 @@
       <w:r>
         <w:rPr>
           <w:rStyle w:val="hljs-title"/>
+          <w:rFonts w:ascii="Arial" w:hAnsi="Arial" w:cs="Arial"/>
           <w:color w:val="996900"/>
           <w:sz w:val="22"/>
         </w:rPr>
@@ -1354,6 +1370,7 @@
       <w:r>
         <w:rPr>
           <w:rStyle w:val="hljs-class"/>
+          <w:rFonts w:ascii="Arial" w:hAnsi="Arial" w:cs="Arial"/>
           <w:color w:val="996900"/>
           <w:sz w:val="22"/>
         </w:rPr>
@@ -1362,7 +1379,7 @@
       <w:r>
         <w:rPr>
           <w:rStyle w:val="HTMLCode"/>
-          <w:rFonts w:eastAsiaTheme="majorEastAsia"/>
+          <w:rFonts w:ascii="Arial" w:eastAsiaTheme="majorEastAsia" w:hAnsi="Arial" w:cs="Arial"/>
           <w:color w:val="444746"/>
           <w:sz w:val="22"/>
         </w:rPr>
@@ -1375,15 +1392,15 @@
         <w:shd w:val="clear" w:color="auto" w:fill="F0F4F9"/>
         <w:rPr>
           <w:rStyle w:val="HTMLCode"/>
-          <w:rFonts w:eastAsiaTheme="majorEastAsia"/>
-          <w:color w:val="444746"/>
-          <w:sz w:val="22"/>
-        </w:rPr>
-      </w:pPr>
-      <w:r>
-        <w:rPr>
-          <w:rStyle w:val="HTMLCode"/>
-          <w:rFonts w:eastAsiaTheme="majorEastAsia"/>
+          <w:rFonts w:ascii="Arial" w:eastAsiaTheme="majorEastAsia" w:hAnsi="Arial" w:cs="Arial"/>
+          <w:color w:val="444746"/>
+          <w:sz w:val="22"/>
+        </w:rPr>
+      </w:pPr>
+      <w:r>
+        <w:rPr>
+          <w:rStyle w:val="HTMLCode"/>
+          <w:rFonts w:ascii="Arial" w:eastAsiaTheme="majorEastAsia" w:hAnsi="Arial" w:cs="Arial"/>
           <w:color w:val="444746"/>
           <w:sz w:val="22"/>
         </w:rPr>
@@ -1393,6 +1410,7 @@
       <w:r>
         <w:rPr>
           <w:rStyle w:val="hljs-title"/>
+          <w:rFonts w:ascii="Arial" w:hAnsi="Arial" w:cs="Arial"/>
           <w:color w:val="996900"/>
           <w:sz w:val="22"/>
         </w:rPr>
@@ -1401,6 +1419,7 @@
       <w:r>
         <w:rPr>
           <w:rStyle w:val="hljs-function"/>
+          <w:rFonts w:ascii="Arial" w:hAnsi="Arial" w:cs="Arial"/>
           <w:color w:val="444746"/>
           <w:sz w:val="22"/>
         </w:rPr>
@@ -1410,6 +1429,7 @@
       <w:r>
         <w:rPr>
           <w:rStyle w:val="hljs-keyword"/>
+          <w:rFonts w:ascii="Arial" w:hAnsi="Arial" w:cs="Arial"/>
           <w:color w:val="8430CE"/>
           <w:sz w:val="22"/>
         </w:rPr>
@@ -1418,6 +1438,7 @@
       <w:r>
         <w:rPr>
           <w:rStyle w:val="hljs-params"/>
+          <w:rFonts w:ascii="Arial" w:hAnsi="Arial" w:cs="Arial"/>
           <w:color w:val="444746"/>
           <w:sz w:val="22"/>
         </w:rPr>
@@ -1426,6 +1447,7 @@
       <w:r>
         <w:rPr>
           <w:rStyle w:val="hljs-builtin"/>
+          <w:rFonts w:ascii="Arial" w:hAnsi="Arial" w:cs="Arial"/>
           <w:color w:val="1967D2"/>
           <w:sz w:val="22"/>
         </w:rPr>
@@ -1434,6 +1456,7 @@
       <w:r>
         <w:rPr>
           <w:rStyle w:val="hljs-params"/>
+          <w:rFonts w:ascii="Arial" w:hAnsi="Arial" w:cs="Arial"/>
           <w:color w:val="444746"/>
           <w:sz w:val="22"/>
         </w:rPr>
@@ -1442,6 +1465,7 @@
       <w:r>
         <w:rPr>
           <w:rStyle w:val="hljs-keyword"/>
+          <w:rFonts w:ascii="Arial" w:hAnsi="Arial" w:cs="Arial"/>
           <w:color w:val="8430CE"/>
           <w:sz w:val="22"/>
         </w:rPr>
@@ -1450,6 +1474,7 @@
       <w:r>
         <w:rPr>
           <w:rStyle w:val="hljs-params"/>
+          <w:rFonts w:ascii="Arial" w:hAnsi="Arial" w:cs="Arial"/>
           <w:color w:val="444746"/>
           <w:sz w:val="22"/>
         </w:rPr>
@@ -1458,6 +1483,7 @@
       <w:r>
         <w:rPr>
           <w:rStyle w:val="hljs-builtin"/>
+          <w:rFonts w:ascii="Arial" w:hAnsi="Arial" w:cs="Arial"/>
           <w:color w:val="1967D2"/>
           <w:sz w:val="22"/>
         </w:rPr>
@@ -1466,6 +1492,7 @@
       <w:r>
         <w:rPr>
           <w:rStyle w:val="hljs-function"/>
+          <w:rFonts w:ascii="Arial" w:hAnsi="Arial" w:cs="Arial"/>
           <w:color w:val="444746"/>
           <w:sz w:val="22"/>
         </w:rPr>
@@ -1474,7 +1501,7 @@
       <w:r>
         <w:rPr>
           <w:rStyle w:val="HTMLCode"/>
-          <w:rFonts w:eastAsiaTheme="majorEastAsia"/>
+          <w:rFonts w:ascii="Arial" w:eastAsiaTheme="majorEastAsia" w:hAnsi="Arial" w:cs="Arial"/>
           <w:color w:val="444746"/>
           <w:sz w:val="22"/>
         </w:rPr>
@@ -1487,15 +1514,15 @@
         <w:shd w:val="clear" w:color="auto" w:fill="F0F4F9"/>
         <w:rPr>
           <w:rStyle w:val="HTMLCode"/>
-          <w:rFonts w:eastAsiaTheme="majorEastAsia"/>
-          <w:color w:val="444746"/>
-          <w:sz w:val="22"/>
-        </w:rPr>
-      </w:pPr>
-      <w:r>
-        <w:rPr>
-          <w:rStyle w:val="HTMLCode"/>
-          <w:rFonts w:eastAsiaTheme="majorEastAsia"/>
+          <w:rFonts w:ascii="Arial" w:eastAsiaTheme="majorEastAsia" w:hAnsi="Arial" w:cs="Arial"/>
+          <w:color w:val="444746"/>
+          <w:sz w:val="22"/>
+        </w:rPr>
+      </w:pPr>
+      <w:r>
+        <w:rPr>
+          <w:rStyle w:val="HTMLCode"/>
+          <w:rFonts w:ascii="Arial" w:eastAsiaTheme="majorEastAsia" w:hAnsi="Arial" w:cs="Arial"/>
           <w:color w:val="444746"/>
           <w:sz w:val="22"/>
         </w:rPr>
@@ -1508,7 +1535,7 @@
         <w:shd w:val="clear" w:color="auto" w:fill="F0F4F9"/>
         <w:rPr>
           <w:rStyle w:val="HTMLCode"/>
-          <w:rFonts w:eastAsiaTheme="majorEastAsia"/>
+          <w:rFonts w:ascii="Arial" w:eastAsiaTheme="majorEastAsia" w:hAnsi="Arial" w:cs="Arial"/>
           <w:color w:val="444746"/>
           <w:sz w:val="22"/>
         </w:rPr>
@@ -1520,7 +1547,7 @@
         <w:shd w:val="clear" w:color="auto" w:fill="F0F4F9"/>
         <w:rPr>
           <w:rStyle w:val="HTMLCode"/>
-          <w:rFonts w:eastAsiaTheme="majorEastAsia"/>
+          <w:rFonts w:ascii="Arial" w:eastAsiaTheme="majorEastAsia" w:hAnsi="Arial" w:cs="Arial"/>
           <w:color w:val="444746"/>
           <w:sz w:val="22"/>
         </w:rPr>
@@ -1529,6 +1556,7 @@
       <w:r>
         <w:rPr>
           <w:rStyle w:val="hljs-keyword"/>
+          <w:rFonts w:ascii="Arial" w:hAnsi="Arial" w:cs="Arial"/>
           <w:color w:val="8430CE"/>
           <w:sz w:val="22"/>
         </w:rPr>
@@ -1538,6 +1566,7 @@
       <w:r>
         <w:rPr>
           <w:rStyle w:val="hljs-class"/>
+          <w:rFonts w:ascii="Arial" w:hAnsi="Arial" w:cs="Arial"/>
           <w:color w:val="996900"/>
           <w:sz w:val="22"/>
         </w:rPr>
@@ -1547,6 +1576,7 @@
       <w:r>
         <w:rPr>
           <w:rStyle w:val="hljs-title"/>
+          <w:rFonts w:ascii="Arial" w:hAnsi="Arial" w:cs="Arial"/>
           <w:color w:val="996900"/>
           <w:sz w:val="22"/>
         </w:rPr>
@@ -1556,6 +1586,7 @@
       <w:r>
         <w:rPr>
           <w:rStyle w:val="hljs-class"/>
+          <w:rFonts w:ascii="Arial" w:hAnsi="Arial" w:cs="Arial"/>
           <w:color w:val="996900"/>
           <w:sz w:val="22"/>
         </w:rPr>
@@ -1564,7 +1595,7 @@
       <w:r>
         <w:rPr>
           <w:rStyle w:val="HTMLCode"/>
-          <w:rFonts w:eastAsiaTheme="majorEastAsia"/>
+          <w:rFonts w:ascii="Arial" w:eastAsiaTheme="majorEastAsia" w:hAnsi="Arial" w:cs="Arial"/>
           <w:color w:val="444746"/>
           <w:sz w:val="22"/>
         </w:rPr>
@@ -1577,15 +1608,15 @@
         <w:shd w:val="clear" w:color="auto" w:fill="F0F4F9"/>
         <w:rPr>
           <w:rStyle w:val="HTMLCode"/>
-          <w:rFonts w:eastAsiaTheme="majorEastAsia"/>
-          <w:color w:val="444746"/>
-          <w:sz w:val="22"/>
-        </w:rPr>
-      </w:pPr>
-      <w:r>
-        <w:rPr>
-          <w:rStyle w:val="HTMLCode"/>
-          <w:rFonts w:eastAsiaTheme="majorEastAsia"/>
+          <w:rFonts w:ascii="Arial" w:eastAsiaTheme="majorEastAsia" w:hAnsi="Arial" w:cs="Arial"/>
+          <w:color w:val="444746"/>
+          <w:sz w:val="22"/>
+        </w:rPr>
+      </w:pPr>
+      <w:r>
+        <w:rPr>
+          <w:rStyle w:val="HTMLCode"/>
+          <w:rFonts w:ascii="Arial" w:eastAsiaTheme="majorEastAsia" w:hAnsi="Arial" w:cs="Arial"/>
           <w:color w:val="444746"/>
           <w:sz w:val="22"/>
         </w:rPr>
@@ -1596,6 +1627,7 @@
       <w:r>
         <w:rPr>
           <w:rStyle w:val="hljs-title"/>
+          <w:rFonts w:ascii="Arial" w:hAnsi="Arial" w:cs="Arial"/>
           <w:color w:val="996900"/>
           <w:sz w:val="22"/>
         </w:rPr>
@@ -1605,6 +1637,7 @@
       <w:r>
         <w:rPr>
           <w:rStyle w:val="hljs-function"/>
+          <w:rFonts w:ascii="Arial" w:hAnsi="Arial" w:cs="Arial"/>
           <w:color w:val="444746"/>
           <w:sz w:val="22"/>
         </w:rPr>
@@ -1614,6 +1647,7 @@
       <w:r>
         <w:rPr>
           <w:rStyle w:val="hljs-params"/>
+          <w:rFonts w:ascii="Arial" w:hAnsi="Arial" w:cs="Arial"/>
           <w:color w:val="444746"/>
           <w:sz w:val="22"/>
         </w:rPr>
@@ -1622,6 +1656,7 @@
       <w:r>
         <w:rPr>
           <w:rStyle w:val="hljs-function"/>
+          <w:rFonts w:ascii="Arial" w:hAnsi="Arial" w:cs="Arial"/>
           <w:color w:val="444746"/>
           <w:sz w:val="22"/>
         </w:rPr>
@@ -1630,7 +1665,7 @@
       <w:r>
         <w:rPr>
           <w:rStyle w:val="HTMLCode"/>
-          <w:rFonts w:eastAsiaTheme="majorEastAsia"/>
+          <w:rFonts w:ascii="Arial" w:eastAsiaTheme="majorEastAsia" w:hAnsi="Arial" w:cs="Arial"/>
           <w:color w:val="444746"/>
           <w:sz w:val="22"/>
         </w:rPr>
@@ -1643,15 +1678,15 @@
         <w:shd w:val="clear" w:color="auto" w:fill="F0F4F9"/>
         <w:rPr>
           <w:rStyle w:val="HTMLCode"/>
-          <w:rFonts w:eastAsiaTheme="majorEastAsia"/>
-          <w:color w:val="444746"/>
-          <w:sz w:val="22"/>
-        </w:rPr>
-      </w:pPr>
-      <w:r>
-        <w:rPr>
-          <w:rStyle w:val="HTMLCode"/>
-          <w:rFonts w:eastAsiaTheme="majorEastAsia"/>
+          <w:rFonts w:ascii="Arial" w:eastAsiaTheme="majorEastAsia" w:hAnsi="Arial" w:cs="Arial"/>
+          <w:color w:val="444746"/>
+          <w:sz w:val="22"/>
+        </w:rPr>
+      </w:pPr>
+      <w:r>
+        <w:rPr>
+          <w:rStyle w:val="HTMLCode"/>
+          <w:rFonts w:ascii="Arial" w:eastAsiaTheme="majorEastAsia" w:hAnsi="Arial" w:cs="Arial"/>
           <w:color w:val="444746"/>
           <w:sz w:val="22"/>
         </w:rPr>
@@ -1661,6 +1696,7 @@
       <w:r>
         <w:rPr>
           <w:rStyle w:val="hljs-builtin"/>
+          <w:rFonts w:ascii="Arial" w:hAnsi="Arial" w:cs="Arial"/>
           <w:color w:val="1967D2"/>
           <w:sz w:val="22"/>
         </w:rPr>
@@ -1669,7 +1705,7 @@
       <w:r>
         <w:rPr>
           <w:rStyle w:val="HTMLCode"/>
-          <w:rFonts w:eastAsiaTheme="majorEastAsia"/>
+          <w:rFonts w:ascii="Arial" w:eastAsiaTheme="majorEastAsia" w:hAnsi="Arial" w:cs="Arial"/>
           <w:color w:val="444746"/>
           <w:sz w:val="22"/>
         </w:rPr>
@@ -1679,6 +1715,7 @@
       <w:r>
         <w:rPr>
           <w:rStyle w:val="hljs-string"/>
+          <w:rFonts w:ascii="Arial" w:hAnsi="Arial" w:cs="Arial"/>
           <w:color w:val="188038"/>
           <w:sz w:val="22"/>
         </w:rPr>
@@ -1687,6 +1724,7 @@
       <w:r>
         <w:rPr>
           <w:rStyle w:val="hljs-subst"/>
+          <w:rFonts w:ascii="Arial" w:hAnsi="Arial" w:cs="Arial"/>
           <w:color w:val="1F1F1F"/>
           <w:sz w:val="22"/>
         </w:rPr>
@@ -1696,6 +1734,7 @@
       <w:r>
         <w:rPr>
           <w:rStyle w:val="hljs-subst"/>
+          <w:rFonts w:ascii="Arial" w:hAnsi="Arial" w:cs="Arial"/>
           <w:color w:val="1F1F1F"/>
           <w:sz w:val="22"/>
         </w:rPr>
@@ -1705,6 +1744,7 @@
       <w:r>
         <w:rPr>
           <w:rStyle w:val="hljs-subst"/>
+          <w:rFonts w:ascii="Arial" w:hAnsi="Arial" w:cs="Arial"/>
           <w:color w:val="1F1F1F"/>
           <w:sz w:val="22"/>
         </w:rPr>
@@ -1713,6 +1753,7 @@
       <w:r>
         <w:rPr>
           <w:rStyle w:val="hljs-string"/>
+          <w:rFonts w:ascii="Arial" w:hAnsi="Arial" w:cs="Arial"/>
           <w:color w:val="188038"/>
           <w:sz w:val="22"/>
         </w:rPr>
@@ -1721,7 +1762,7 @@
       <w:r>
         <w:rPr>
           <w:rStyle w:val="HTMLCode"/>
-          <w:rFonts w:eastAsiaTheme="majorEastAsia"/>
+          <w:rFonts w:ascii="Arial" w:eastAsiaTheme="majorEastAsia" w:hAnsi="Arial" w:cs="Arial"/>
           <w:color w:val="444746"/>
           <w:sz w:val="22"/>
         </w:rPr>
@@ -1734,15 +1775,15 @@
         <w:shd w:val="clear" w:color="auto" w:fill="F0F4F9"/>
         <w:rPr>
           <w:rStyle w:val="HTMLCode"/>
-          <w:rFonts w:eastAsiaTheme="majorEastAsia"/>
-          <w:color w:val="444746"/>
-          <w:sz w:val="22"/>
-        </w:rPr>
-      </w:pPr>
-      <w:r>
-        <w:rPr>
-          <w:rStyle w:val="HTMLCode"/>
-          <w:rFonts w:eastAsiaTheme="majorEastAsia"/>
+          <w:rFonts w:ascii="Arial" w:eastAsiaTheme="majorEastAsia" w:hAnsi="Arial" w:cs="Arial"/>
+          <w:color w:val="444746"/>
+          <w:sz w:val="22"/>
+        </w:rPr>
+      </w:pPr>
+      <w:r>
+        <w:rPr>
+          <w:rStyle w:val="HTMLCode"/>
+          <w:rFonts w:ascii="Arial" w:eastAsiaTheme="majorEastAsia" w:hAnsi="Arial" w:cs="Arial"/>
           <w:color w:val="444746"/>
           <w:sz w:val="22"/>
         </w:rPr>
@@ -1755,15 +1796,15 @@
         <w:shd w:val="clear" w:color="auto" w:fill="F0F4F9"/>
         <w:rPr>
           <w:rStyle w:val="HTMLCode"/>
-          <w:rFonts w:eastAsiaTheme="majorEastAsia"/>
-          <w:color w:val="444746"/>
-          <w:sz w:val="22"/>
-        </w:rPr>
-      </w:pPr>
-      <w:r>
-        <w:rPr>
-          <w:rStyle w:val="HTMLCode"/>
-          <w:rFonts w:eastAsiaTheme="majorEastAsia"/>
+          <w:rFonts w:ascii="Arial" w:eastAsiaTheme="majorEastAsia" w:hAnsi="Arial" w:cs="Arial"/>
+          <w:color w:val="444746"/>
+          <w:sz w:val="22"/>
+        </w:rPr>
+      </w:pPr>
+      <w:r>
+        <w:rPr>
+          <w:rStyle w:val="HTMLCode"/>
+          <w:rFonts w:ascii="Arial" w:eastAsiaTheme="majorEastAsia" w:hAnsi="Arial" w:cs="Arial"/>
           <w:color w:val="444746"/>
           <w:sz w:val="22"/>
         </w:rPr>
@@ -1875,7 +1916,7 @@
         <w:shd w:val="clear" w:color="auto" w:fill="F0F4F9"/>
         <w:rPr>
           <w:rStyle w:val="HTMLCode"/>
-          <w:rFonts w:eastAsiaTheme="majorEastAsia"/>
+          <w:rFonts w:ascii="Arial" w:eastAsiaTheme="majorEastAsia" w:hAnsi="Arial" w:cs="Arial"/>
           <w:color w:val="444746"/>
           <w:sz w:val="22"/>
         </w:rPr>
@@ -1883,6 +1924,7 @@
       <w:r>
         <w:rPr>
           <w:rStyle w:val="hljs-comment"/>
+          <w:rFonts w:ascii="Arial" w:hAnsi="Arial" w:cs="Arial"/>
           <w:color w:val="5F6368"/>
           <w:sz w:val="22"/>
         </w:rPr>
@@ -1895,7 +1937,7 @@
         <w:shd w:val="clear" w:color="auto" w:fill="F0F4F9"/>
         <w:rPr>
           <w:rStyle w:val="HTMLCode"/>
-          <w:rFonts w:eastAsiaTheme="majorEastAsia"/>
+          <w:rFonts w:ascii="Arial" w:eastAsiaTheme="majorEastAsia" w:hAnsi="Arial" w:cs="Arial"/>
           <w:color w:val="444746"/>
           <w:sz w:val="22"/>
         </w:rPr>
@@ -1904,6 +1946,7 @@
       <w:r>
         <w:rPr>
           <w:rStyle w:val="hljs-keyword"/>
+          <w:rFonts w:ascii="Arial" w:hAnsi="Arial" w:cs="Arial"/>
           <w:color w:val="8430CE"/>
           <w:sz w:val="22"/>
         </w:rPr>
@@ -1913,7 +1956,7 @@
       <w:r>
         <w:rPr>
           <w:rStyle w:val="HTMLCode"/>
-          <w:rFonts w:eastAsiaTheme="majorEastAsia"/>
+          <w:rFonts w:ascii="Arial" w:eastAsiaTheme="majorEastAsia" w:hAnsi="Arial" w:cs="Arial"/>
           <w:color w:val="444746"/>
           <w:sz w:val="22"/>
         </w:rPr>
@@ -1926,15 +1969,15 @@
         <w:shd w:val="clear" w:color="auto" w:fill="F0F4F9"/>
         <w:rPr>
           <w:rStyle w:val="HTMLCode"/>
-          <w:rFonts w:eastAsiaTheme="majorEastAsia"/>
-          <w:color w:val="444746"/>
-          <w:sz w:val="22"/>
-        </w:rPr>
-      </w:pPr>
-      <w:r>
-        <w:rPr>
-          <w:rStyle w:val="HTMLCode"/>
-          <w:rFonts w:eastAsiaTheme="majorEastAsia"/>
+          <w:rFonts w:ascii="Arial" w:eastAsiaTheme="majorEastAsia" w:hAnsi="Arial" w:cs="Arial"/>
+          <w:color w:val="444746"/>
+          <w:sz w:val="22"/>
+        </w:rPr>
+      </w:pPr>
+      <w:r>
+        <w:rPr>
+          <w:rStyle w:val="HTMLCode"/>
+          <w:rFonts w:ascii="Arial" w:eastAsiaTheme="majorEastAsia" w:hAnsi="Arial" w:cs="Arial"/>
           <w:color w:val="444746"/>
           <w:sz w:val="22"/>
         </w:rPr>
@@ -1946,7 +1989,7 @@
       <w:r>
         <w:rPr>
           <w:rStyle w:val="HTMLCode"/>
-          <w:rFonts w:eastAsiaTheme="majorEastAsia"/>
+          <w:rFonts w:ascii="Arial" w:eastAsiaTheme="majorEastAsia" w:hAnsi="Arial" w:cs="Arial"/>
           <w:color w:val="444746"/>
           <w:sz w:val="22"/>
         </w:rPr>
@@ -1956,7 +1999,7 @@
       <w:r>
         <w:rPr>
           <w:rStyle w:val="HTMLCode"/>
-          <w:rFonts w:eastAsiaTheme="majorEastAsia"/>
+          <w:rFonts w:ascii="Arial" w:eastAsiaTheme="majorEastAsia" w:hAnsi="Arial" w:cs="Arial"/>
           <w:color w:val="444746"/>
           <w:sz w:val="22"/>
         </w:rPr>
@@ -1966,7 +2009,7 @@
       <w:r>
         <w:rPr>
           <w:rStyle w:val="HTMLCode"/>
-          <w:rFonts w:eastAsiaTheme="majorEastAsia"/>
+          <w:rFonts w:ascii="Arial" w:eastAsiaTheme="majorEastAsia" w:hAnsi="Arial" w:cs="Arial"/>
           <w:color w:val="444746"/>
           <w:sz w:val="22"/>
         </w:rPr>
@@ -1975,6 +2018,7 @@
       <w:r>
         <w:rPr>
           <w:rStyle w:val="hljs-builtin"/>
+          <w:rFonts w:ascii="Arial" w:hAnsi="Arial" w:cs="Arial"/>
           <w:color w:val="1967D2"/>
           <w:sz w:val="22"/>
         </w:rPr>
@@ -1983,7 +2027,7 @@
       <w:r>
         <w:rPr>
           <w:rStyle w:val="HTMLCode"/>
-          <w:rFonts w:eastAsiaTheme="majorEastAsia"/>
+          <w:rFonts w:ascii="Arial" w:eastAsiaTheme="majorEastAsia" w:hAnsi="Arial" w:cs="Arial"/>
           <w:color w:val="444746"/>
           <w:sz w:val="22"/>
         </w:rPr>
@@ -1996,15 +2040,15 @@
         <w:shd w:val="clear" w:color="auto" w:fill="F0F4F9"/>
         <w:rPr>
           <w:rStyle w:val="HTMLCode"/>
-          <w:rFonts w:eastAsiaTheme="majorEastAsia"/>
-          <w:color w:val="444746"/>
-          <w:sz w:val="22"/>
-        </w:rPr>
-      </w:pPr>
-      <w:r>
-        <w:rPr>
-          <w:rStyle w:val="HTMLCode"/>
-          <w:rFonts w:eastAsiaTheme="majorEastAsia"/>
+          <w:rFonts w:ascii="Arial" w:eastAsiaTheme="majorEastAsia" w:hAnsi="Arial" w:cs="Arial"/>
+          <w:color w:val="444746"/>
+          <w:sz w:val="22"/>
+        </w:rPr>
+      </w:pPr>
+      <w:r>
+        <w:rPr>
+          <w:rStyle w:val="HTMLCode"/>
+          <w:rFonts w:ascii="Arial" w:eastAsiaTheme="majorEastAsia" w:hAnsi="Arial" w:cs="Arial"/>
           <w:color w:val="444746"/>
           <w:sz w:val="22"/>
         </w:rPr>
@@ -2017,7 +2061,7 @@
         <w:shd w:val="clear" w:color="auto" w:fill="F0F4F9"/>
         <w:rPr>
           <w:rStyle w:val="HTMLCode"/>
-          <w:rFonts w:eastAsiaTheme="majorEastAsia"/>
+          <w:rFonts w:ascii="Arial" w:eastAsiaTheme="majorEastAsia" w:hAnsi="Arial" w:cs="Arial"/>
           <w:color w:val="444746"/>
           <w:sz w:val="22"/>
         </w:rPr>
@@ -2872,9 +2916,464 @@
         </w:rPr>
       </w:pPr>
     </w:p>
+    <w:p>
+      <w:pPr>
+        <w:rPr>
+          <w:rFonts w:ascii="Arial" w:eastAsia="Times New Roman" w:hAnsi="Arial" w:cs="Arial"/>
+          <w:color w:val="1F1F1F"/>
+          <w:sz w:val="24"/>
+          <w:szCs w:val="24"/>
+        </w:rPr>
+      </w:pPr>
+    </w:p>
+    <w:p>
+      <w:pPr>
+        <w:pStyle w:val="Heading2"/>
+        <w:shd w:val="clear" w:color="auto" w:fill="FFFFFF"/>
+        <w:spacing w:before="420" w:beforeAutospacing="0" w:after="120" w:afterAutospacing="0" w:line="420" w:lineRule="atLeast"/>
+        <w:rPr>
+          <w:rFonts w:ascii="Arial" w:hAnsi="Arial" w:cs="Arial"/>
+          <w:color w:val="1F1F1F"/>
+          <w:sz w:val="30"/>
+          <w:szCs w:val="30"/>
+        </w:rPr>
+      </w:pPr>
+      <w:r>
+        <w:rPr>
+          <w:rFonts w:ascii="Arial" w:hAnsi="Arial" w:cs="Arial"/>
+          <w:color w:val="1F1F1F"/>
+          <w:sz w:val="30"/>
+          <w:szCs w:val="30"/>
+        </w:rPr>
+        <w:t>Question 3: Class Types in OOP (BCE Pattern)</w:t>
+      </w:r>
+    </w:p>
+    <w:p>
+      <w:pPr>
+        <w:pStyle w:val="NormalWeb"/>
+        <w:spacing w:line="360" w:lineRule="auto"/>
+        <w:rPr>
+          <w:rFonts w:ascii="Arial" w:hAnsi="Arial" w:cs="Arial"/>
+        </w:rPr>
+      </w:pPr>
+      <w:r>
+        <w:rPr>
+          <w:rFonts w:ascii="Arial" w:hAnsi="Arial" w:cs="Arial"/>
+          <w:b/>
+          <w:bCs/>
+        </w:rPr>
+        <w:t>a) Definitions</w:t>
+      </w:r>
+    </w:p>
+    <w:p>
+      <w:pPr>
+        <w:pStyle w:val="NormalWeb"/>
+        <w:numPr>
+          <w:ilvl w:val="0"/>
+          <w:numId w:val="11"/>
+        </w:numPr>
+        <w:spacing w:line="360" w:lineRule="auto"/>
+        <w:rPr>
+          <w:rFonts w:ascii="Arial" w:hAnsi="Arial" w:cs="Arial"/>
+        </w:rPr>
+      </w:pPr>
+      <w:r>
+        <w:rPr>
+          <w:rFonts w:ascii="Arial" w:hAnsi="Arial" w:cs="Arial"/>
+          <w:b/>
+          <w:bCs/>
+        </w:rPr>
+        <w:t>Boundary Classes:</w:t>
+      </w:r>
+      <w:r>
+        <w:rPr>
+          <w:rFonts w:ascii="Arial" w:hAnsi="Arial" w:cs="Arial"/>
+        </w:rPr>
+        <w:t xml:space="preserve"> The "Interface." They handle interaction between the system and external actors (e.g., </w:t>
+      </w:r>
+      <w:proofErr w:type="spellStart"/>
+      <w:r>
+        <w:rPr>
+          <w:rStyle w:val="HTMLCode"/>
+          <w:rFonts w:ascii="Arial" w:eastAsiaTheme="majorEastAsia" w:hAnsi="Arial" w:cs="Arial"/>
+        </w:rPr>
+        <w:t>LoginForm</w:t>
+      </w:r>
+      <w:proofErr w:type="spellEnd"/>
+      <w:r>
+        <w:rPr>
+          <w:rFonts w:ascii="Arial" w:hAnsi="Arial" w:cs="Arial"/>
+        </w:rPr>
+        <w:t xml:space="preserve">, </w:t>
+      </w:r>
+      <w:proofErr w:type="spellStart"/>
+      <w:r>
+        <w:rPr>
+          <w:rStyle w:val="HTMLCode"/>
+          <w:rFonts w:ascii="Arial" w:eastAsiaTheme="majorEastAsia" w:hAnsi="Arial" w:cs="Arial"/>
+        </w:rPr>
+        <w:t>API_Gateway</w:t>
+      </w:r>
+      <w:proofErr w:type="spellEnd"/>
+      <w:r>
+        <w:rPr>
+          <w:rFonts w:ascii="Arial" w:hAnsi="Arial" w:cs="Arial"/>
+        </w:rPr>
+        <w:t>).</w:t>
+      </w:r>
+    </w:p>
+    <w:p>
+      <w:pPr>
+        <w:pStyle w:val="NormalWeb"/>
+        <w:numPr>
+          <w:ilvl w:val="0"/>
+          <w:numId w:val="11"/>
+        </w:numPr>
+        <w:spacing w:line="360" w:lineRule="auto"/>
+        <w:rPr>
+          <w:rFonts w:ascii="Arial" w:hAnsi="Arial" w:cs="Arial"/>
+        </w:rPr>
+      </w:pPr>
+      <w:r>
+        <w:rPr>
+          <w:rFonts w:ascii="Arial" w:hAnsi="Arial" w:cs="Arial"/>
+          <w:b/>
+          <w:bCs/>
+        </w:rPr>
+        <w:t>Control Classes:</w:t>
+      </w:r>
+      <w:r>
+        <w:rPr>
+          <w:rFonts w:ascii="Arial" w:hAnsi="Arial" w:cs="Arial"/>
+        </w:rPr>
+        <w:t xml:space="preserve"> The "Brain." They coordinate logic and flow between boundaries and entities (e.g., </w:t>
+      </w:r>
+      <w:proofErr w:type="spellStart"/>
+      <w:r>
+        <w:rPr>
+          <w:rStyle w:val="HTMLCode"/>
+          <w:rFonts w:ascii="Arial" w:eastAsiaTheme="majorEastAsia" w:hAnsi="Arial" w:cs="Arial"/>
+        </w:rPr>
+        <w:t>LoginController</w:t>
+      </w:r>
+      <w:proofErr w:type="spellEnd"/>
+      <w:r>
+        <w:rPr>
+          <w:rFonts w:ascii="Arial" w:hAnsi="Arial" w:cs="Arial"/>
+        </w:rPr>
+        <w:t xml:space="preserve">, </w:t>
+      </w:r>
+      <w:proofErr w:type="spellStart"/>
+      <w:r>
+        <w:rPr>
+          <w:rStyle w:val="HTMLCode"/>
+          <w:rFonts w:ascii="Arial" w:eastAsiaTheme="majorEastAsia" w:hAnsi="Arial" w:cs="Arial"/>
+        </w:rPr>
+        <w:t>OrderProcessor</w:t>
+      </w:r>
+      <w:proofErr w:type="spellEnd"/>
+      <w:r>
+        <w:rPr>
+          <w:rFonts w:ascii="Arial" w:hAnsi="Arial" w:cs="Arial"/>
+        </w:rPr>
+        <w:t>).</w:t>
+      </w:r>
+    </w:p>
+    <w:p>
+      <w:pPr>
+        <w:pStyle w:val="NormalWeb"/>
+        <w:numPr>
+          <w:ilvl w:val="0"/>
+          <w:numId w:val="11"/>
+        </w:numPr>
+        <w:spacing w:line="360" w:lineRule="auto"/>
+        <w:rPr>
+          <w:rFonts w:ascii="Arial" w:hAnsi="Arial" w:cs="Arial"/>
+        </w:rPr>
+      </w:pPr>
+      <w:r>
+        <w:rPr>
+          <w:rFonts w:ascii="Arial" w:hAnsi="Arial" w:cs="Arial"/>
+          <w:b/>
+          <w:bCs/>
+        </w:rPr>
+        <w:t>Entity Classes:</w:t>
+      </w:r>
+      <w:r>
+        <w:rPr>
+          <w:rFonts w:ascii="Arial" w:hAnsi="Arial" w:cs="Arial"/>
+        </w:rPr>
+        <w:t xml:space="preserve"> The "Data." They represent persistent information or real-world objects (e.g., </w:t>
+      </w:r>
+      <w:r>
+        <w:rPr>
+          <w:rStyle w:val="HTMLCode"/>
+          <w:rFonts w:ascii="Arial" w:eastAsiaTheme="majorEastAsia" w:hAnsi="Arial" w:cs="Arial"/>
+        </w:rPr>
+        <w:t>User</w:t>
+      </w:r>
+      <w:r>
+        <w:rPr>
+          <w:rFonts w:ascii="Arial" w:hAnsi="Arial" w:cs="Arial"/>
+        </w:rPr>
+        <w:t xml:space="preserve">, </w:t>
+      </w:r>
+      <w:r>
+        <w:rPr>
+          <w:rStyle w:val="HTMLCode"/>
+          <w:rFonts w:ascii="Arial" w:eastAsiaTheme="majorEastAsia" w:hAnsi="Arial" w:cs="Arial"/>
+        </w:rPr>
+        <w:t>Product</w:t>
+      </w:r>
+      <w:r>
+        <w:rPr>
+          <w:rFonts w:ascii="Arial" w:hAnsi="Arial" w:cs="Arial"/>
+        </w:rPr>
+        <w:t xml:space="preserve">, </w:t>
+      </w:r>
+      <w:proofErr w:type="gramStart"/>
+      <w:r>
+        <w:rPr>
+          <w:rStyle w:val="HTMLCode"/>
+          <w:rFonts w:ascii="Arial" w:eastAsiaTheme="majorEastAsia" w:hAnsi="Arial" w:cs="Arial"/>
+        </w:rPr>
+        <w:t>Invoice</w:t>
+      </w:r>
+      <w:proofErr w:type="gramEnd"/>
+      <w:r>
+        <w:rPr>
+          <w:rFonts w:ascii="Arial" w:hAnsi="Arial" w:cs="Arial"/>
+        </w:rPr>
+        <w:t>).</w:t>
+      </w:r>
+    </w:p>
+    <w:p>
+      <w:pPr>
+        <w:pStyle w:val="NormalWeb"/>
+        <w:spacing w:line="360" w:lineRule="auto"/>
+        <w:rPr>
+          <w:rFonts w:ascii="Arial" w:hAnsi="Arial" w:cs="Arial"/>
+        </w:rPr>
+      </w:pPr>
+      <w:r>
+        <w:rPr>
+          <w:rFonts w:ascii="Arial" w:hAnsi="Arial" w:cs="Arial"/>
+          <w:b/>
+          <w:bCs/>
+        </w:rPr>
+        <w:t>b) Contribution to Modularity and Reusability</w:t>
+      </w:r>
+    </w:p>
+    <w:p>
+      <w:pPr>
+        <w:pStyle w:val="NormalWeb"/>
+        <w:numPr>
+          <w:ilvl w:val="0"/>
+          <w:numId w:val="12"/>
+        </w:numPr>
+        <w:spacing w:line="360" w:lineRule="auto"/>
+        <w:rPr>
+          <w:rFonts w:ascii="Arial" w:hAnsi="Arial" w:cs="Arial"/>
+        </w:rPr>
+      </w:pPr>
+      <w:r>
+        <w:rPr>
+          <w:rFonts w:ascii="Arial" w:hAnsi="Arial" w:cs="Arial"/>
+          <w:b/>
+          <w:bCs/>
+        </w:rPr>
+        <w:t>Modularity:</w:t>
+      </w:r>
+      <w:r>
+        <w:rPr>
+          <w:rFonts w:ascii="Arial" w:hAnsi="Arial" w:cs="Arial"/>
+        </w:rPr>
+        <w:t xml:space="preserve"> By separating the UI (Boundary) from the Logic (Control), you can change the visual design without breaking the underlying math.</w:t>
+      </w:r>
+    </w:p>
+    <w:p>
+      <w:pPr>
+        <w:pStyle w:val="NormalWeb"/>
+        <w:numPr>
+          <w:ilvl w:val="0"/>
+          <w:numId w:val="12"/>
+        </w:numPr>
+        <w:spacing w:line="360" w:lineRule="auto"/>
+        <w:rPr>
+          <w:rFonts w:ascii="Arial" w:hAnsi="Arial" w:cs="Arial"/>
+        </w:rPr>
+      </w:pPr>
+      <w:r>
+        <w:rPr>
+          <w:rFonts w:ascii="Arial" w:hAnsi="Arial" w:cs="Arial"/>
+          <w:b/>
+          <w:bCs/>
+        </w:rPr>
+        <w:lastRenderedPageBreak/>
+        <w:t>Reusability:</w:t>
+      </w:r>
+      <w:r>
+        <w:rPr>
+          <w:rFonts w:ascii="Arial" w:hAnsi="Arial" w:cs="Arial"/>
+        </w:rPr>
+        <w:t xml:space="preserve"> Entity classes (like </w:t>
+      </w:r>
+      <w:r>
+        <w:rPr>
+          <w:rStyle w:val="HTMLCode"/>
+          <w:rFonts w:ascii="Arial" w:eastAsiaTheme="majorEastAsia" w:hAnsi="Arial" w:cs="Arial"/>
+        </w:rPr>
+        <w:t>User</w:t>
+      </w:r>
+      <w:r>
+        <w:rPr>
+          <w:rFonts w:ascii="Arial" w:hAnsi="Arial" w:cs="Arial"/>
+        </w:rPr>
+        <w:t xml:space="preserve">) are independent; they </w:t>
+      </w:r>
+      <w:proofErr w:type="gramStart"/>
+      <w:r>
+        <w:rPr>
+          <w:rFonts w:ascii="Arial" w:hAnsi="Arial" w:cs="Arial"/>
+        </w:rPr>
+        <w:t>can be plugged</w:t>
+      </w:r>
+      <w:proofErr w:type="gramEnd"/>
+      <w:r>
+        <w:rPr>
+          <w:rFonts w:ascii="Arial" w:hAnsi="Arial" w:cs="Arial"/>
+        </w:rPr>
+        <w:t xml:space="preserve"> into different Control modules (like </w:t>
+      </w:r>
+      <w:r>
+        <w:rPr>
+          <w:rStyle w:val="HTMLCode"/>
+          <w:rFonts w:ascii="Arial" w:eastAsiaTheme="majorEastAsia" w:hAnsi="Arial" w:cs="Arial"/>
+        </w:rPr>
+        <w:t>Payroll</w:t>
+      </w:r>
+      <w:r>
+        <w:rPr>
+          <w:rFonts w:ascii="Arial" w:hAnsi="Arial" w:cs="Arial"/>
+        </w:rPr>
+        <w:t xml:space="preserve"> or </w:t>
+      </w:r>
+      <w:r>
+        <w:rPr>
+          <w:rStyle w:val="HTMLCode"/>
+          <w:rFonts w:ascii="Arial" w:eastAsiaTheme="majorEastAsia" w:hAnsi="Arial" w:cs="Arial"/>
+        </w:rPr>
+        <w:t>Security</w:t>
+      </w:r>
+      <w:r>
+        <w:rPr>
+          <w:rFonts w:ascii="Arial" w:hAnsi="Arial" w:cs="Arial"/>
+        </w:rPr>
+        <w:t>) without modification.</w:t>
+      </w:r>
+    </w:p>
+    <w:p>
+      <w:pPr>
+        <w:rPr>
+          <w:rFonts w:ascii="Arial" w:eastAsia="Times New Roman" w:hAnsi="Arial" w:cs="Arial"/>
+          <w:color w:val="1F1F1F"/>
+          <w:sz w:val="24"/>
+          <w:szCs w:val="24"/>
+        </w:rPr>
+      </w:pPr>
+    </w:p>
+    <w:p>
+      <w:pPr>
+        <w:pStyle w:val="Heading2"/>
+        <w:shd w:val="clear" w:color="auto" w:fill="FFFFFF"/>
+        <w:spacing w:before="420" w:beforeAutospacing="0" w:after="120" w:afterAutospacing="0" w:line="420" w:lineRule="atLeast"/>
+        <w:rPr>
+          <w:rFonts w:ascii="Arial" w:hAnsi="Arial" w:cs="Arial"/>
+          <w:color w:val="1F1F1F"/>
+          <w:sz w:val="30"/>
+          <w:szCs w:val="30"/>
+        </w:rPr>
+      </w:pPr>
+      <w:r>
+        <w:rPr>
+          <w:rFonts w:ascii="Arial" w:hAnsi="Arial" w:cs="Arial"/>
+          <w:color w:val="1F1F1F"/>
+          <w:sz w:val="30"/>
+          <w:szCs w:val="30"/>
+        </w:rPr>
+        <w:t>QUESTION 4:</w:t>
+      </w:r>
+      <w:r>
+        <w:rPr>
+          <w:rFonts w:ascii="Arial" w:hAnsi="Arial" w:cs="Arial"/>
+          <w:color w:val="1F1F1F"/>
+          <w:sz w:val="30"/>
+          <w:szCs w:val="30"/>
+        </w:rPr>
+        <w:t xml:space="preserve"> </w:t>
+      </w:r>
+      <w:r>
+        <w:rPr>
+          <w:rFonts w:ascii="Arial" w:hAnsi="Arial" w:cs="Arial"/>
+          <w:color w:val="1F1F1F"/>
+          <w:sz w:val="30"/>
+          <w:szCs w:val="30"/>
+        </w:rPr>
+        <w:drawing>
+          <wp:inline distT="0" distB="0" distL="0" distR="0" wp14:anchorId="3F035EC7" wp14:editId="7F57CA09">
+            <wp:extent cx="6520543" cy="6591300"/>
+            <wp:effectExtent l="0" t="0" r="0" b="0"/>
+            <wp:docPr id="4" name="Picture 4"/>
+            <wp:cNvGraphicFramePr>
+              <a:graphicFrameLocks xmlns:a="http://schemas.openxmlformats.org/drawingml/2006/main" noChangeAspect="1"/>
+            </wp:cNvGraphicFramePr>
+            <a:graphic xmlns:a="http://schemas.openxmlformats.org/drawingml/2006/main">
+              <a:graphicData uri="http://schemas.openxmlformats.org/drawingml/2006/picture">
+                <pic:pic xmlns:pic="http://schemas.openxmlformats.org/drawingml/2006/picture">
+                  <pic:nvPicPr>
+                    <pic:cNvPr id="1" name=""/>
+                    <pic:cNvPicPr/>
+                  </pic:nvPicPr>
+                  <pic:blipFill>
+                    <a:blip r:embed="rId6"/>
+                    <a:stretch>
+                      <a:fillRect/>
+                    </a:stretch>
+                  </pic:blipFill>
+                  <pic:spPr>
+                    <a:xfrm>
+                      <a:off x="0" y="0"/>
+                      <a:ext cx="6529085" cy="6599935"/>
+                    </a:xfrm>
+                    <a:prstGeom prst="rect">
+                      <a:avLst/>
+                    </a:prstGeom>
+                  </pic:spPr>
+                </pic:pic>
+              </a:graphicData>
+            </a:graphic>
+          </wp:inline>
+        </w:drawing>
+      </w:r>
+      <w:bookmarkStart w:id="0" w:name="_GoBack"/>
+      <w:bookmarkEnd w:id="0"/>
+    </w:p>
+    <w:p>
+      <w:pPr>
+        <w:pStyle w:val="Heading2"/>
+        <w:shd w:val="clear" w:color="auto" w:fill="FFFFFF"/>
+        <w:spacing w:before="420" w:beforeAutospacing="0" w:after="120" w:afterAutospacing="0" w:line="420" w:lineRule="atLeast"/>
+        <w:rPr>
+          <w:rFonts w:ascii="Arial" w:hAnsi="Arial" w:cs="Arial"/>
+          <w:color w:val="1F1F1F"/>
+          <w:sz w:val="30"/>
+          <w:szCs w:val="30"/>
+        </w:rPr>
+      </w:pPr>
+    </w:p>
     <w:sectPr>
       <w:pgSz w:w="12240" w:h="15840"/>
-      <w:pgMar w:top="1440" w:right="1440" w:bottom="1440" w:left="1440" w:header="720" w:footer="720" w:gutter="0"/>
+      <w:pgMar w:top="1440" w:right="1041" w:bottom="1440" w:left="851" w:header="720" w:footer="720" w:gutter="0"/>
       <w:cols w:space="720"/>
       <w:docGrid w:linePitch="360"/>
     </w:sectPr>
@@ -3779,6 +4278,304 @@
     </w:lvl>
   </w:abstractNum>
   <w:abstractNum w:abstractNumId="6" w15:restartNumberingAfterBreak="0">
+    <w:nsid w:val="51213469"/>
+    <w:multiLevelType w:val="multilevel"/>
+    <w:tmpl w:val="C5500A50"/>
+    <w:lvl w:ilvl="0">
+      <w:start w:val="1"/>
+      <w:numFmt w:val="bullet"/>
+      <w:lvlText w:val=""/>
+      <w:lvlJc w:val="left"/>
+      <w:pPr>
+        <w:tabs>
+          <w:tab w:val="num" w:pos="720"/>
+        </w:tabs>
+        <w:ind w:left="720" w:hanging="360"/>
+      </w:pPr>
+      <w:rPr>
+        <w:rFonts w:ascii="Symbol" w:hAnsi="Symbol" w:hint="default"/>
+        <w:sz w:val="20"/>
+      </w:rPr>
+    </w:lvl>
+    <w:lvl w:ilvl="1" w:tentative="1">
+      <w:start w:val="1"/>
+      <w:numFmt w:val="bullet"/>
+      <w:lvlText w:val="o"/>
+      <w:lvlJc w:val="left"/>
+      <w:pPr>
+        <w:tabs>
+          <w:tab w:val="num" w:pos="1440"/>
+        </w:tabs>
+        <w:ind w:left="1440" w:hanging="360"/>
+      </w:pPr>
+      <w:rPr>
+        <w:rFonts w:ascii="Courier New" w:hAnsi="Courier New" w:hint="default"/>
+        <w:sz w:val="20"/>
+      </w:rPr>
+    </w:lvl>
+    <w:lvl w:ilvl="2" w:tentative="1">
+      <w:start w:val="1"/>
+      <w:numFmt w:val="bullet"/>
+      <w:lvlText w:val=""/>
+      <w:lvlJc w:val="left"/>
+      <w:pPr>
+        <w:tabs>
+          <w:tab w:val="num" w:pos="2160"/>
+        </w:tabs>
+        <w:ind w:left="2160" w:hanging="360"/>
+      </w:pPr>
+      <w:rPr>
+        <w:rFonts w:ascii="Wingdings" w:hAnsi="Wingdings" w:hint="default"/>
+        <w:sz w:val="20"/>
+      </w:rPr>
+    </w:lvl>
+    <w:lvl w:ilvl="3" w:tentative="1">
+      <w:start w:val="1"/>
+      <w:numFmt w:val="bullet"/>
+      <w:lvlText w:val=""/>
+      <w:lvlJc w:val="left"/>
+      <w:pPr>
+        <w:tabs>
+          <w:tab w:val="num" w:pos="2880"/>
+        </w:tabs>
+        <w:ind w:left="2880" w:hanging="360"/>
+      </w:pPr>
+      <w:rPr>
+        <w:rFonts w:ascii="Wingdings" w:hAnsi="Wingdings" w:hint="default"/>
+        <w:sz w:val="20"/>
+      </w:rPr>
+    </w:lvl>
+    <w:lvl w:ilvl="4" w:tentative="1">
+      <w:start w:val="1"/>
+      <w:numFmt w:val="bullet"/>
+      <w:lvlText w:val=""/>
+      <w:lvlJc w:val="left"/>
+      <w:pPr>
+        <w:tabs>
+          <w:tab w:val="num" w:pos="3600"/>
+        </w:tabs>
+        <w:ind w:left="3600" w:hanging="360"/>
+      </w:pPr>
+      <w:rPr>
+        <w:rFonts w:ascii="Wingdings" w:hAnsi="Wingdings" w:hint="default"/>
+        <w:sz w:val="20"/>
+      </w:rPr>
+    </w:lvl>
+    <w:lvl w:ilvl="5" w:tentative="1">
+      <w:start w:val="1"/>
+      <w:numFmt w:val="bullet"/>
+      <w:lvlText w:val=""/>
+      <w:lvlJc w:val="left"/>
+      <w:pPr>
+        <w:tabs>
+          <w:tab w:val="num" w:pos="4320"/>
+        </w:tabs>
+        <w:ind w:left="4320" w:hanging="360"/>
+      </w:pPr>
+      <w:rPr>
+        <w:rFonts w:ascii="Wingdings" w:hAnsi="Wingdings" w:hint="default"/>
+        <w:sz w:val="20"/>
+      </w:rPr>
+    </w:lvl>
+    <w:lvl w:ilvl="6" w:tentative="1">
+      <w:start w:val="1"/>
+      <w:numFmt w:val="bullet"/>
+      <w:lvlText w:val=""/>
+      <w:lvlJc w:val="left"/>
+      <w:pPr>
+        <w:tabs>
+          <w:tab w:val="num" w:pos="5040"/>
+        </w:tabs>
+        <w:ind w:left="5040" w:hanging="360"/>
+      </w:pPr>
+      <w:rPr>
+        <w:rFonts w:ascii="Wingdings" w:hAnsi="Wingdings" w:hint="default"/>
+        <w:sz w:val="20"/>
+      </w:rPr>
+    </w:lvl>
+    <w:lvl w:ilvl="7" w:tentative="1">
+      <w:start w:val="1"/>
+      <w:numFmt w:val="bullet"/>
+      <w:lvlText w:val=""/>
+      <w:lvlJc w:val="left"/>
+      <w:pPr>
+        <w:tabs>
+          <w:tab w:val="num" w:pos="5760"/>
+        </w:tabs>
+        <w:ind w:left="5760" w:hanging="360"/>
+      </w:pPr>
+      <w:rPr>
+        <w:rFonts w:ascii="Wingdings" w:hAnsi="Wingdings" w:hint="default"/>
+        <w:sz w:val="20"/>
+      </w:rPr>
+    </w:lvl>
+    <w:lvl w:ilvl="8" w:tentative="1">
+      <w:start w:val="1"/>
+      <w:numFmt w:val="bullet"/>
+      <w:lvlText w:val=""/>
+      <w:lvlJc w:val="left"/>
+      <w:pPr>
+        <w:tabs>
+          <w:tab w:val="num" w:pos="6480"/>
+        </w:tabs>
+        <w:ind w:left="6480" w:hanging="360"/>
+      </w:pPr>
+      <w:rPr>
+        <w:rFonts w:ascii="Wingdings" w:hAnsi="Wingdings" w:hint="default"/>
+        <w:sz w:val="20"/>
+      </w:rPr>
+    </w:lvl>
+  </w:abstractNum>
+  <w:abstractNum w:abstractNumId="7" w15:restartNumberingAfterBreak="0">
+    <w:nsid w:val="55EE42A1"/>
+    <w:multiLevelType w:val="multilevel"/>
+    <w:tmpl w:val="9AB0D11C"/>
+    <w:lvl w:ilvl="0">
+      <w:start w:val="1"/>
+      <w:numFmt w:val="bullet"/>
+      <w:lvlText w:val=""/>
+      <w:lvlJc w:val="left"/>
+      <w:pPr>
+        <w:tabs>
+          <w:tab w:val="num" w:pos="720"/>
+        </w:tabs>
+        <w:ind w:left="720" w:hanging="360"/>
+      </w:pPr>
+      <w:rPr>
+        <w:rFonts w:ascii="Symbol" w:hAnsi="Symbol" w:hint="default"/>
+        <w:sz w:val="20"/>
+      </w:rPr>
+    </w:lvl>
+    <w:lvl w:ilvl="1" w:tentative="1">
+      <w:start w:val="1"/>
+      <w:numFmt w:val="bullet"/>
+      <w:lvlText w:val="o"/>
+      <w:lvlJc w:val="left"/>
+      <w:pPr>
+        <w:tabs>
+          <w:tab w:val="num" w:pos="1440"/>
+        </w:tabs>
+        <w:ind w:left="1440" w:hanging="360"/>
+      </w:pPr>
+      <w:rPr>
+        <w:rFonts w:ascii="Courier New" w:hAnsi="Courier New" w:hint="default"/>
+        <w:sz w:val="20"/>
+      </w:rPr>
+    </w:lvl>
+    <w:lvl w:ilvl="2" w:tentative="1">
+      <w:start w:val="1"/>
+      <w:numFmt w:val="bullet"/>
+      <w:lvlText w:val=""/>
+      <w:lvlJc w:val="left"/>
+      <w:pPr>
+        <w:tabs>
+          <w:tab w:val="num" w:pos="2160"/>
+        </w:tabs>
+        <w:ind w:left="2160" w:hanging="360"/>
+      </w:pPr>
+      <w:rPr>
+        <w:rFonts w:ascii="Wingdings" w:hAnsi="Wingdings" w:hint="default"/>
+        <w:sz w:val="20"/>
+      </w:rPr>
+    </w:lvl>
+    <w:lvl w:ilvl="3" w:tentative="1">
+      <w:start w:val="1"/>
+      <w:numFmt w:val="bullet"/>
+      <w:lvlText w:val=""/>
+      <w:lvlJc w:val="left"/>
+      <w:pPr>
+        <w:tabs>
+          <w:tab w:val="num" w:pos="2880"/>
+        </w:tabs>
+        <w:ind w:left="2880" w:hanging="360"/>
+      </w:pPr>
+      <w:rPr>
+        <w:rFonts w:ascii="Wingdings" w:hAnsi="Wingdings" w:hint="default"/>
+        <w:sz w:val="20"/>
+      </w:rPr>
+    </w:lvl>
+    <w:lvl w:ilvl="4" w:tentative="1">
+      <w:start w:val="1"/>
+      <w:numFmt w:val="bullet"/>
+      <w:lvlText w:val=""/>
+      <w:lvlJc w:val="left"/>
+      <w:pPr>
+        <w:tabs>
+          <w:tab w:val="num" w:pos="3600"/>
+        </w:tabs>
+        <w:ind w:left="3600" w:hanging="360"/>
+      </w:pPr>
+      <w:rPr>
+        <w:rFonts w:ascii="Wingdings" w:hAnsi="Wingdings" w:hint="default"/>
+        <w:sz w:val="20"/>
+      </w:rPr>
+    </w:lvl>
+    <w:lvl w:ilvl="5" w:tentative="1">
+      <w:start w:val="1"/>
+      <w:numFmt w:val="bullet"/>
+      <w:lvlText w:val=""/>
+      <w:lvlJc w:val="left"/>
+      <w:pPr>
+        <w:tabs>
+          <w:tab w:val="num" w:pos="4320"/>
+        </w:tabs>
+        <w:ind w:left="4320" w:hanging="360"/>
+      </w:pPr>
+      <w:rPr>
+        <w:rFonts w:ascii="Wingdings" w:hAnsi="Wingdings" w:hint="default"/>
+        <w:sz w:val="20"/>
+      </w:rPr>
+    </w:lvl>
+    <w:lvl w:ilvl="6" w:tentative="1">
+      <w:start w:val="1"/>
+      <w:numFmt w:val="bullet"/>
+      <w:lvlText w:val=""/>
+      <w:lvlJc w:val="left"/>
+      <w:pPr>
+        <w:tabs>
+          <w:tab w:val="num" w:pos="5040"/>
+        </w:tabs>
+        <w:ind w:left="5040" w:hanging="360"/>
+      </w:pPr>
+      <w:rPr>
+        <w:rFonts w:ascii="Wingdings" w:hAnsi="Wingdings" w:hint="default"/>
+        <w:sz w:val="20"/>
+      </w:rPr>
+    </w:lvl>
+    <w:lvl w:ilvl="7" w:tentative="1">
+      <w:start w:val="1"/>
+      <w:numFmt w:val="bullet"/>
+      <w:lvlText w:val=""/>
+      <w:lvlJc w:val="left"/>
+      <w:pPr>
+        <w:tabs>
+          <w:tab w:val="num" w:pos="5760"/>
+        </w:tabs>
+        <w:ind w:left="5760" w:hanging="360"/>
+      </w:pPr>
+      <w:rPr>
+        <w:rFonts w:ascii="Wingdings" w:hAnsi="Wingdings" w:hint="default"/>
+        <w:sz w:val="20"/>
+      </w:rPr>
+    </w:lvl>
+    <w:lvl w:ilvl="8" w:tentative="1">
+      <w:start w:val="1"/>
+      <w:numFmt w:val="bullet"/>
+      <w:lvlText w:val=""/>
+      <w:lvlJc w:val="left"/>
+      <w:pPr>
+        <w:tabs>
+          <w:tab w:val="num" w:pos="6480"/>
+        </w:tabs>
+        <w:ind w:left="6480" w:hanging="360"/>
+      </w:pPr>
+      <w:rPr>
+        <w:rFonts w:ascii="Wingdings" w:hAnsi="Wingdings" w:hint="default"/>
+        <w:sz w:val="20"/>
+      </w:rPr>
+    </w:lvl>
+  </w:abstractNum>
+  <w:abstractNum w:abstractNumId="8" w15:restartNumberingAfterBreak="0">
     <w:nsid w:val="73401BE3"/>
     <w:multiLevelType w:val="multilevel"/>
     <w:tmpl w:val="2B7827DA"/>
@@ -3891,7 +4688,7 @@
       </w:pPr>
     </w:lvl>
   </w:abstractNum>
-  <w:abstractNum w:abstractNumId="7" w15:restartNumberingAfterBreak="0">
+  <w:abstractNum w:abstractNumId="9" w15:restartNumberingAfterBreak="0">
     <w:nsid w:val="75DA7C91"/>
     <w:multiLevelType w:val="multilevel"/>
     <w:tmpl w:val="40D24168"/>
@@ -4040,7 +4837,7 @@
       </w:rPr>
     </w:lvl>
   </w:abstractNum>
-  <w:abstractNum w:abstractNumId="8" w15:restartNumberingAfterBreak="0">
+  <w:abstractNum w:abstractNumId="10" w15:restartNumberingAfterBreak="0">
     <w:nsid w:val="76CD70A3"/>
     <w:multiLevelType w:val="multilevel"/>
     <w:tmpl w:val="CF047240"/>
@@ -4189,7 +4986,7 @@
       </w:rPr>
     </w:lvl>
   </w:abstractNum>
-  <w:abstractNum w:abstractNumId="9" w15:restartNumberingAfterBreak="0">
+  <w:abstractNum w:abstractNumId="11" w15:restartNumberingAfterBreak="0">
     <w:nsid w:val="7B1B1B58"/>
     <w:multiLevelType w:val="multilevel"/>
     <w:tmpl w:val="60225DC0"/>
@@ -4315,22 +5112,28 @@
     <w:abstractNumId w:val="4"/>
   </w:num>
   <w:num w:numId="5">
-    <w:abstractNumId w:val="6"/>
+    <w:abstractNumId w:val="8"/>
   </w:num>
   <w:num w:numId="6">
     <w:abstractNumId w:val="1"/>
   </w:num>
   <w:num w:numId="7">
-    <w:abstractNumId w:val="7"/>
+    <w:abstractNumId w:val="9"/>
   </w:num>
   <w:num w:numId="8">
-    <w:abstractNumId w:val="9"/>
+    <w:abstractNumId w:val="11"/>
   </w:num>
   <w:num w:numId="9">
-    <w:abstractNumId w:val="8"/>
+    <w:abstractNumId w:val="10"/>
   </w:num>
   <w:num w:numId="10">
     <w:abstractNumId w:val="5"/>
+  </w:num>
+  <w:num w:numId="11">
+    <w:abstractNumId w:val="7"/>
+  </w:num>
+  <w:num w:numId="12">
+    <w:abstractNumId w:val="6"/>
   </w:num>
 </w:numbering>
 </file>
